--- a/rapports/16_02_2026/BLONDIN/coh_EQ29_sup_052201020029.docx
+++ b/rapports/16_02_2026/BLONDIN/coh_EQ29_sup_052201020029.docx
@@ -25,7 +25,7 @@
         <w:br/>
         <w:t>Grappe: 052201020029</w:t>
         <w:br/>
-        <w:t>Date: 16/02/2026 a 12:40</w:t>
+        <w:t>Date: 16/02/2026 a 12:58</w:t>
       </w:r>
     </w:p>
     <w:p/>

--- a/rapports/16_02_2026/BLONDIN/coh_EQ29_sup_052201020029.docx
+++ b/rapports/16_02_2026/BLONDIN/coh_EQ29_sup_052201020029.docx
@@ -25,7 +25,7 @@
         <w:br/>
         <w:t>Grappe: 052201020029</w:t>
         <w:br/>
-        <w:t>Date: 16/02/2026 a 12:58</w:t>
+        <w:t>Date: 16/02/2026 a 13:05</w:t>
       </w:r>
     </w:p>
     <w:p/>
@@ -210,38 +210,6 @@
           <w:p>
             <w:r>
               <w:t>Identification et renseignements de controle</w:t>
-            </w:r>
-          </w:p>
-        </w:tc>
-        <w:tc>
-          <w:tcPr>
-            <w:tcW w:type="dxa" w:w="3324"/>
-          </w:tcPr>
-          <w:p>
-            <w:r>
-              <w:t>12</w:t>
-            </w:r>
-          </w:p>
-        </w:tc>
-      </w:tr>
-      <w:tr>
-        <w:tc>
-          <w:tcPr>
-            <w:tcW w:type="dxa" w:w="3324"/>
-          </w:tcPr>
-          <w:p>
-            <w:r>
-              <w:t>Section1</w:t>
-            </w:r>
-          </w:p>
-        </w:tc>
-        <w:tc>
-          <w:tcPr>
-            <w:tcW w:type="dxa" w:w="3324"/>
-          </w:tcPr>
-          <w:p>
-            <w:r>
-              <w:t>Caracteristiques des membres</w:t>
             </w:r>
           </w:p>
         </w:tc>
@@ -348,6 +316,38 @@
           <w:p>
             <w:r>
               <w:t>12</w:t>
+            </w:r>
+          </w:p>
+        </w:tc>
+      </w:tr>
+      <w:tr>
+        <w:tc>
+          <w:tcPr>
+            <w:tcW w:type="dxa" w:w="3324"/>
+          </w:tcPr>
+          <w:p>
+            <w:r>
+              <w:t>Section1</w:t>
+            </w:r>
+          </w:p>
+        </w:tc>
+        <w:tc>
+          <w:tcPr>
+            <w:tcW w:type="dxa" w:w="3324"/>
+          </w:tcPr>
+          <w:p>
+            <w:r>
+              <w:t>Caracteristiques des membres</w:t>
+            </w:r>
+          </w:p>
+        </w:tc>
+        <w:tc>
+          <w:tcPr>
+            <w:tcW w:type="dxa" w:w="3324"/>
+          </w:tcPr>
+          <w:p>
+            <w:r>
+              <w:t>11</w:t>
             </w:r>
           </w:p>
         </w:tc>
@@ -507,7 +507,7 @@
           </w:tcPr>
           <w:p>
             <w:r>
-              <w:t>10</w:t>
+              <w:t>8</w:t>
             </w:r>
           </w:p>
         </w:tc>
@@ -871,7 +871,7 @@
         <w:rPr>
           <w:sz w:val="20"/>
         </w:rPr>
-        <w:t>- Incohérence!! Le nombre d'année (9999) que Rokya Traore a vécu dans la localité est superieur à son âge (40) ou ne sait pas. Prière de corriger.</w:t>
+        <w:t xml:space="preserve">- Incohérence!! Le nombre d'année (9999) que Rokya Traore a vécu dans la localité est superieur à son âge (40) ou ne sait pas. Prière de corriger.Attention ! Le montant (5000 Fcfa) dépensé ou reçu en cadeau pour les cartes prépayées, les transferts de crédit et les abonnements de  Rokya Traore est relativement élevé par rapport aux autres montants depansés observés dans cette zone. Prière de corriger ou de confirmer avec le QG. </w:t>
         <w:br/>
         <w:t xml:space="preserve">- L'ethni de Abdoulaye Goumbala est Narr, prière de bien classer cet ethni qui existe soit dans la liste des ethni ou n'éxiste pas comme ethni. </w:t>
         <w:br/>
@@ -901,7 +901,7 @@
         <w:br/>
         <w:t xml:space="preserve">- Les informations sur l'acte de naissance (ni Jours, ni mois et ni années) de  Khady Goumbala  manquent, s'il vous plait pouvez-vous fournir d'effort pour avoir ces informations. L'ethni de Khady Goumbala est Narr, prière de bien classer cet ethni qui existe soit dans la liste des ethni ou n'éxiste pas comme ethni. </w:t>
         <w:br/>
-        <w:t>- Les informations sur l'acte de naissance (ni Jours, ni mois et ni années) de  Maguette Goumbala  manquent, s'il vous plait pouvez-vous fournir d'effort pour avoir ces informations. L'ethni de Maguette Goumbala est Narr, prière de bien classer cet ethni qui existe soit dans la liste des ethni ou n'éxiste pas comme ethni. Incohérence!! Le nombre d'année (9999) que Maguette Goumbala a vécu dans la localité est superieur à son âge (37) ou ne sait pas. Prière de corriger.</w:t>
+        <w:t xml:space="preserve">- Les informations sur l'acte de naissance (ni Jours, ni mois et ni années) de  Maguette Goumbala  manquent, s'il vous plait pouvez-vous fournir d'effort pour avoir ces informations. L'ethni de Maguette Goumbala est Narr, prière de bien classer cet ethni qui existe soit dans la liste des ethni ou n'éxiste pas comme ethni. Incohérence!! Le nombre d'année (9999) que Maguette Goumbala a vécu dans la localité est superieur à son âge (37) ou ne sait pas. Prière de corriger.Attention ! Le montant (5000 Fcfa) dépensé ou reçu en cadeau pour les cartes prépayées, les transferts de crédit et les abonnements de  Maguette Goumbala est relativement élevé par rapport aux autres montants depansés observés dans cette zone. Prière de corriger ou de confirmer avec le QG. </w:t>
         <w:br/>
         <w:t xml:space="preserve">- Les informations sur l'acte de naissance (ni Jours, ni mois et ni années) de  Malick goumbala  manquent, s'il vous plait pouvez-vous fournir d'effort pour avoir ces informations. L'ethni de Malick goumbala est Narr, prière de bien classer cet ethni qui existe soit dans la liste des ethni ou n'éxiste pas comme ethni. </w:t>
         <w:br/>
@@ -928,7 +928,7 @@
         <w:rPr>
           <w:sz w:val="20"/>
         </w:rPr>
-        <w:t xml:space="preserve">- Le montant des autres depenses pour l'année scolaire de Fatoumata Bintou Goumbala est faible ou élevé. veuillez, s'il vous plait, confirmer ces informations avec le QG ou apporter les corrections nécessaires. </w:t>
+        <w:t xml:space="preserve">- Le montant des autres depenses pour l'année scolaire de Fatoumata Bintou Goumbala est faible ou élevé. veuillez, s'il vous plait, confirmer ces informations avec le QG ou apporter les corrections nécessaires. Attention ! Le frais de scolarité (16000 Fcfa) de Fatoumata Bintou Goumbala en 4ème année de Secondaire 1 (Moyen) Général est relativement élevé par rapport aux autres frais de scolarités observés dans cette zone. Prière de corriger ou de confirmer avec le QG. </w:t>
         <w:br/>
         <w:t xml:space="preserve">- Peu probable! Abdoulaye Goumbala  n'arrive pas  à comprendre un petit texte lu dans une langue locale (s02q03). Veuillez corriger ou donner des explications au QG. </w:t>
         <w:br/>
@@ -940,7 +940,7 @@
         <w:br/>
         <w:t xml:space="preserve">- Peu probable! Ameth goumbala  n'arrive pas  à comprendre un petit texte lu dans une langue locale (s02q03). Veuillez corriger ou donner des explications au QG. Peu probable! Ameth goumbala  ne sait ni lire, ni écrire, ni comprendre dans aucune des langues  (s02q01,s02q02,s02q03). Veuillez corriger ou donner des explications au QG. </w:t>
         <w:br/>
-        <w:t xml:space="preserve">- Peu probable! Ami Colé Goumbala  n'arrive pas  à comprendre un petit texte lu dans une langue locale (s02q03). Veuillez corriger ou donner des explications au QG. Peu probable! Ami Colé Goumbala  ne sait ni lire, ni écrire, ni comprendre dans aucune des langues  (s02q01,s02q02,s02q03). Veuillez corriger ou donner des explications au QG. Peu plausible Ami Colé Goumbala fréquente au minimum le fondamental 1 mais ne sait ni lire ni comprendre la langue française, prière de corriger ou de confirmer avec le QG merci.  Incohérence ! le montant payé de Ami Colé Goumbala pour la cotisation est très faible . veuillez, s'il vous plait, confirmer ces informations avec le QG ou apporter les corrections nécessaires. Attention ! Le frais de scolarité (200 Fcfa) de Ami Colé Goumbala en 2ème année de Primaire est relativement faible par rapport aux autres frais de scolarités observés dans cette zone. Prière de corriger ou de confirmer avec le QG. </w:t>
+        <w:t xml:space="preserve">- Peu probable! Ami Colé Goumbala  n'arrive pas  à comprendre un petit texte lu dans une langue locale (s02q03). Veuillez corriger ou donner des explications au QG. Peu probable! Ami Colé Goumbala  ne sait ni lire, ni écrire, ni comprendre dans aucune des langues  (s02q01,s02q02,s02q03). Veuillez corriger ou donner des explications au QG. Peu plausible Ami Colé Goumbala fréquente au minimum le fondamental 1 mais ne sait ni lire ni comprendre la langue française, prière de corriger ou de confirmer avec le QG merci.  Incohérence ! le montant payé de Ami Colé Goumbala pour la cotisation est très faible . veuillez, s'il vous plait, confirmer ces informations avec le QG ou apporter les corrections nécessaires. </w:t>
         <w:br/>
         <w:t xml:space="preserve">- Peu probable! Babacar Goumbala  n'arrive pas  à comprendre un petit texte lu dans une langue locale (s02q03). Veuillez corriger ou donner des explications au QG. </w:t>
         <w:br/>
@@ -1041,7 +1041,7 @@
         <w:rPr>
           <w:sz w:val="20"/>
         </w:rPr>
-        <w:t>- Attention ! Le prix unitaire d'achat (150 Fcfa) de Carpe séchée en Pièce (Moyen) est relativement élevé par rapport aux autres prix observés dans cette zone. Prière de corriger ou de confirmer avec le QG. Attention ! Le prix unitaire d'achat (37.5 Fcfa) de Cube alimentaire (Maggi, Jumbo, ) en Cube (Moyen) est relativement élevé par rapport aux autres prix observés dans cette zone. Prière de corriger ou de confirmer avec le QG. Avertissement!! le prix unitaire (100 Fcfa) de Thé en sachet (unité: Sachets) de taille Moyen est très faible ou élevé. Prière de corriger ou de confirmer avec le QG. Avertissement!!! Le ménage a consommé 1 Seau de 20l taille unique de Pâte d'arachide, cette quantité semble anormale pour une consommation des 7 derniers jours, prière de verifier et corriger. Difficile de consommer le Sel en Sac (5 Kg) taille unique prière de verifier. Incohérence!! Dans ce ménage, chaque individus consomme par jour 10.33564 Kg  de cereale; Prière de revoir les quantités prises de ces produits. Incohérence!! Dans ce ménage, chaque individus consomme par jour 10.33564 Kg  de cereale; Prière de revoir les quantités prises de ces produits.</w:t>
+        <w:t>- Attention ! Le prix unitaire d'achat (150 Fcfa) de Carpe séchée en Pièce (Moyen) est relativement élevé par rapport aux autres prix observés dans cette zone. Prière de corriger ou de confirmer avec le QG. Attention ! Le prix unitaire d'achat (200 Fcfa) de Lait caillé en Sachets (Moyen) est relativement élevé par rapport aux autres prix observés dans cette zone. Prière de corriger ou de confirmer avec le QG. Attention ! Le prix unitaire d'achat (37.5 Fcfa) de Cube alimentaire (Maggi, Jumbo, ) en Cube (Moyen) est relativement élevé par rapport aux autres prix observés dans cette zone. Prière de corriger ou de confirmer avec le QG. Attention ! Le prix unitaire d'achat (5000 Fcfa) de Banane douce en Kg (taille unique) est relativement élevé par rapport aux autres prix observés dans cette zone. Prière de corriger ou de confirmer avec le QG. Avertissement!! le prix unitaire (100 Fcfa) de Thé en sachet (unité: Sachets) de taille Moyen est très faible ou élevé. Prière de corriger ou de confirmer avec le QG. Avertissement!!! Le ménage a consommé 1 Seau de 20l taille unique de Pâte d'arachide, cette quantité semble anormale pour une consommation des 7 derniers jours, prière de verifier et corriger. Difficile de consommer le Sel en Sac (5 Kg) taille unique prière de verifier. Incohérence!! Dans ce ménage, chaque individus consomme par jour 19.40972 Kg  de cereale; Prière de revoir les quantités prises de ces produits. Incohérence!! Dans ce ménage, chaque individus consomme par jour 19.40972 Kg  de cereale; Prière de revoir les quantités prises de ces produits.</w:t>
       </w:r>
     </w:p>
     <w:p>
@@ -1113,27 +1113,6 @@
           <w:sz w:val="20"/>
         </w:rPr>
         <w:t>- Le montant (FCFA) du loyer mensuel payé pour un logement comme le votre dans ce village/quartier est trop élevé, Veuillez s'il vous plaît corriger cette information. Avertissement!! la principale source d’énergie pour la cuisine semble ne pas bonne, prière de corriger ou confirmer avec le QG. La principale source d'énergie ( Charbon minéral) pour la cusine semble incoherent, prière de corriger ou confirmer.</w:t>
-      </w:r>
-    </w:p>
-    <w:p>
-      <w:r>
-        <w:rPr>
-          <w:b/>
-          <w:color w:val="4672C4"/>
-          <w:sz w:val="22"/>
-        </w:rPr>
-        <w:t>&gt;&gt; Section12 - Actifs du menage</w:t>
-      </w:r>
-    </w:p>
-    <w:p>
-      <w:pPr>
-        <w:ind w:left="283"/>
-      </w:pPr>
-      <w:r>
-        <w:rPr>
-          <w:sz w:val="20"/>
-        </w:rPr>
-        <w:t>- Attention ! Lit a été revendu à 200000 Fcfa qui est relativement élevé par rapport aux autres prix de revente observés dans cette zone. Prière de corriger ou de confirmer avec le QG.</w:t>
       </w:r>
     </w:p>
     <w:p>
@@ -1563,7 +1542,7 @@
         <w:br/>
         <w:t xml:space="preserve">- Les informations sur l'acte de naissance (ni Jours, ni mois et ni années) de  Arouna fofana  manquent, s'il vous plait pouvez-vous fournir d'effort pour avoir ces informations. </w:t>
         <w:br/>
-        <w:t xml:space="preserve">- Les informations sur l'acte de naissance (ni Jours, ni mois et ni années) de  Baïllo diallo  manquent, s'il vous plait pouvez-vous fournir d'effort pour avoir ces informations. Attention ! Le montant (500 Fcfa) dépensé ou reçu en cadeau pour les recharges internet ou de forfaits de données mobiles(hors appels vocaux), aucours des 30 derniers jours de  Baïllo diallo est relativement faible par rapport aux autres montants depansés observés dans cette zone. Prière de corriger ou de confirmer avec le QG. </w:t>
+        <w:t xml:space="preserve">- Les informations sur l'acte de naissance (ni Jours, ni mois et ni années) de  Baïllo diallo  manquent, s'il vous plait pouvez-vous fournir d'effort pour avoir ces informations. </w:t>
         <w:br/>
         <w:t xml:space="preserve">- Les informations sur l'acte de naissance (ni Jours, ni mois et ni années) de  Cédinté fofana  manquent, s'il vous plait pouvez-vous fournir d'effort pour avoir ces informations. Le mois de l'enfant ( Cédinté fofana ) n'est pas connu mais vous avez declaré en s01q04a le nombre de mois, prière de changer NSP au niveau de s01q03b. </w:t>
         <w:br/>
@@ -1695,7 +1674,7 @@
         <w:rPr>
           <w:sz w:val="20"/>
         </w:rPr>
-        <w:t>- Attention ! Le prix unitaire d'achat (200 Fcfa) de Piment frais en Tas (Moyen) est relativement élevé par rapport aux autres prix observés dans cette zone. Prière de corriger ou de confirmer avec le QG. Attention ! Le prix unitaire d'achat (500 Fcfa) de Poireau en Tas (Petit) est relativement élevé par rapport aux autres prix observés dans cette zone. Prière de corriger ou de confirmer avec le QG. Avertissement!! La quantité (5 litre) du produit Huile d'arachide (Segal) Artisanale consommée  par le ménage semble très élevé, prière de corriger ou confirmer avec le QG. Avertissement!! le prix unitaire (150 Fcfa) de Thé en sachet (unité: Sachets) de taille Moyen est très faible ou élevé. Prière de corriger ou de confirmer avec le QG. Avertissement!!! Le ménage a consommé 1 Seau de 20l taille unique de Pâte d'arachide, cette quantité semble anormale pour une consommation des 7 derniers jours, prière de verifier et corriger. Incohérence!! Dans ce ménage, chaque individus consomme par jour 20.95615 Kg  de cereale; Prière de revoir les quantités prises de ces produits. Incohérence!! Dans ce ménage, chaque individus consomme par jour 20.95615 Kg  de cereale; Prière de revoir les quantités prises de ces produits. Le prix d'achat unitaire (150 Fcfa) de Choux en Kg de taille  taille unique  est très faible, prière de regarder les reponses prises dans les questions s07bq07a s07bq07b s07bq07c s07bq08 pour mieux corriger.</w:t>
+        <w:t>- Attention ! Le prix unitaire d'achat (133.3333 Fcfa) de Tomate fraîche en Sachets (Moyen) est relativement élevé par rapport aux autres prix observés dans cette zone. Prière de corriger ou de confirmer avec le QG. Attention ! Le prix unitaire d'achat (200 Fcfa) de Piment frais en Tas (Moyen) est relativement élevé par rapport aux autres prix observés dans cette zone. Prière de corriger ou de confirmer avec le QG. Attention ! Le prix unitaire d'achat (500 Fcfa) de Poireau en Tas (Petit) est relativement élevé par rapport aux autres prix observés dans cette zone. Prière de corriger ou de confirmer avec le QG. Avertissement!! La quantité (5 litre) du produit Huile d'arachide (Segal) Artisanale consommée  par le ménage semble très élevé, prière de corriger ou confirmer avec le QG. Avertissement!! le prix unitaire (150 Fcfa) de Thé en sachet (unité: Sachets) de taille Moyen est très faible ou élevé. Prière de corriger ou de confirmer avec le QG. Avertissement!!! Le ménage a consommé 1 Seau de 20l taille unique de Pâte d'arachide, cette quantité semble anormale pour une consommation des 7 derniers jours, prière de verifier et corriger. Incohérence!! Dans ce ménage, chaque individus consomme par jour 33.82703 Kg  de cereale; Prière de revoir les quantités prises de ces produits. Incohérence!! Dans ce ménage, chaque individus consomme par jour 33.82703 Kg  de cereale; Prière de revoir les quantités prises de ces produits. Le prix d'achat unitaire (150 Fcfa) de Choux en Kg de taille  taille unique  est très faible, prière de regarder les reponses prises dans les questions s07bq07a s07bq07b s07bq07c s07bq08 pour mieux corriger. Attention ! Le prix unitaire d'achat (150 Fcfa) de Choux en Kg (taille unique) est relativement faible par rapport aux autres prix observés dans cette zone. Prière de corriger ou de confirmer avec le QG.</w:t>
       </w:r>
     </w:p>
     <w:p>
@@ -1780,27 +1759,6 @@
           <w:sz w:val="20"/>
         </w:rPr>
         <w:t>- Le montant (FCFA) du loyer mensuel payé pour un logement comme le votre dans ce village/quartier est trop élevé, Veuillez s'il vous plaît corriger cette information.</w:t>
-      </w:r>
-    </w:p>
-    <w:p>
-      <w:r>
-        <w:rPr>
-          <w:b/>
-          <w:color w:val="4672C4"/>
-          <w:sz w:val="22"/>
-        </w:rPr>
-        <w:t>&gt;&gt; Section12 - Actifs du menage</w:t>
-      </w:r>
-    </w:p>
-    <w:p>
-      <w:pPr>
-        <w:ind w:left="283"/>
-      </w:pPr>
-      <w:r>
-        <w:rPr>
-          <w:sz w:val="20"/>
-        </w:rPr>
-        <w:t>- Attention ! Fer à repasser à charbon a été achété à 3500 Fcfa est relativement faible par rapport aux autres prix d'achat observés dans cette zone. Prière de corriger ou de confirmer avec le QG.</w:t>
       </w:r>
     </w:p>
     <w:p>
@@ -2335,7 +2293,7 @@
         <w:rPr>
           <w:sz w:val="20"/>
         </w:rPr>
-        <w:t>- Incohérence!! Dans ce ménage, chaque individus consomme par jour 4.672946 Kg  de cereale; Prière de revoir les quantités prises de ces produits. Incohérence!! Dans ce ménage, chaque individus consomme par jour 4.672946 Kg  de cereale; Prière de revoir les quantités prises de ces produits. Le prix d'achat unitaire (1 Fcfa) de Thé en sachet en Sachets de taille Petit  est invraisemblable, prière de regarder les reponses prises dans les questions s07bq07a s07bq07b s07bq07c s07bq08 pour mieux corriger. Avertissement!! le prix unitaire (1 Fcfa) de Thé en sachet (unité: Sachets) de taille Petit est très faible ou élevé. Prière de corriger ou de confirmer avec le QG. Attention ! Le prix unitaire d'achat (1 Fcfa) de Thé en sachet en Sachets (Petit) est relativement faible par rapport aux autres prix observés dans cette zone. Prière de corriger ou de confirmer avec le QG.</w:t>
+        <w:t>- Incohérence!! Dans ce ménage, chaque individus consomme par jour 9.503304 Kg  de cereale; Prière de revoir les quantités prises de ces produits. Incohérence!! Dans ce ménage, chaque individus consomme par jour 9.503304 Kg  de cereale; Prière de revoir les quantités prises de ces produits. Le prix d'achat unitaire (1 Fcfa) de Thé en sachet en Sachets de taille Petit  est invraisemblable, prière de regarder les reponses prises dans les questions s07bq07a s07bq07b s07bq07c s07bq08 pour mieux corriger. Avertissement!! le prix unitaire (1 Fcfa) de Thé en sachet (unité: Sachets) de taille Petit est très faible ou élevé. Prière de corriger ou de confirmer avec le QG. Attention ! Le prix unitaire d'achat (1 Fcfa) de Thé en sachet en Sachets (Petit) est relativement faible par rapport aux autres prix observés dans cette zone. Prière de corriger ou de confirmer avec le QG.</w:t>
       </w:r>
     </w:p>
     <w:p>
@@ -2780,8 +2738,6 @@
         </w:rPr>
         <w:t xml:space="preserve">- Avertissement! Veuillez renseigner par oui ou non toutes les modalités de la question s01q47. L'ethni de DIABOU CAMARA 1 est sousou, prière de bien classer cet ethni qui existe soit dans la liste des ethni ou n'éxiste pas comme ethni. Attention ! Le montant (8000 Fcfa) dépensé ou reçu en cadeau pour les recharges internet ou de forfaits de données mobiles(hors appels vocaux), aucours des 30 derniers jours de  DIABOU CAMARA 1 est relativement élevé par rapport aux autres montants depansés observés dans cette zone. Prière de corriger ou de confirmer avec le QG. </w:t>
         <w:br/>
-        <w:t xml:space="preserve">- Attention ! Le montant (500 Fcfa) dépensé ou reçu en cadeau pour les recharges internet ou de forfaits de données mobiles(hors appels vocaux), aucours des 30 derniers jours de  DEMBA DIALLO est relativement faible par rapport aux autres montants depansés observés dans cette zone. Prière de corriger ou de confirmer avec le QG. </w:t>
-        <w:br/>
         <w:t xml:space="preserve">- Attention ! Vous avez déclaré en s01q00 que le répondant est la personne elle-même, or FATOU DABO est trop jeune (10 ans) pour fournir des informations correctes. Prière de refaire la section 1 pour FATOU DABO en demandant à un adulte de répondre aux questions à sa place. </w:t>
         <w:br/>
         <w:t xml:space="preserve">- Attention ! Vous avez déclaré en s01q00 que le répondant est la personne elle-même, or OUMOU DIALLO est trop jeune (5 ans) pour fournir des informations correctes. Prière de refaire la section 1 pour OUMOU DIALLO en demandant à un adulte de répondre aux questions à sa place. </w:t>
@@ -2972,7 +2928,7 @@
         <w:rPr>
           <w:sz w:val="20"/>
         </w:rPr>
-        <w:t>- Avertissement!!! Le ménage a consommé 7 Paquet Petit de Thé en sachet, cette quantité semble anormale pour une consommation des 7 derniers jours.Prière de corriger ou de confirmer avec le QG. Avertissement!! le prix unitaire (100 Fcfa) de Thé en sachet (unité: Paquet) de taille Petit est très faible ou élevé. Prière de corriger ou de confirmer avec le QG. Incohérence!! Dans ce ménage, chaque individus consomme par jour 10.77381 Kg  de cereale; Prière de revoir les quantités prises de ces produits. Incohérence!! Dans ce ménage, chaque individus consomme par jour 10.77381 Kg  de cereale; Prière de revoir les quantités prises de ces produits. Le prix d'achat unitaire (200 Fcfa) de Maïs en grain en Kg de taille  taille unique  est très faible, prière de regarder les reponses prises dans les questions s07bq07a s07bq07b s07bq07c s07bq08 pour mieux corriger.</w:t>
+        <w:t>- Attention ! Le prix unitaire d'achat (1000 Fcfa) de Oignon frais en Kg (taille unique) est relativement élevé par rapport aux autres prix observés dans cette zone. Prière de corriger ou de confirmer avec le QG. Attention ! Le prix unitaire d'achat (266.6667 Fcfa) de Sucre en poudre  en Kg (taille unique) est relativement faible par rapport aux autres prix observés dans cette zone. Prière de corriger ou de confirmer avec le QG. Avertissement!!! Le ménage a consommé 7 Paquet Petit de Thé en sachet, cette quantité semble anormale pour une consommation des 7 derniers jours.Prière de corriger ou de confirmer avec le QG. Avertissement!! le prix unitaire (100 Fcfa) de Thé en sachet (unité: Paquet) de taille Petit est très faible ou élevé. Prière de corriger ou de confirmer avec le QG. Incohérence!! Dans ce ménage, chaque individus consomme par jour 18.23299 Kg  de cereale; Prière de revoir les quantités prises de ces produits. Incohérence!! Dans ce ménage, chaque individus consomme par jour 18.23299 Kg  de cereale; Prière de revoir les quantités prises de ces produits. Le prix d'achat unitaire (200 Fcfa) de Maïs en grain en Kg de taille  taille unique  est très faible, prière de regarder les reponses prises dans les questions s07bq07a s07bq07b s07bq07c s07bq08 pour mieux corriger.</w:t>
       </w:r>
     </w:p>
     <w:p>
@@ -3065,27 +3021,6 @@
           <w:sz w:val="20"/>
         </w:rPr>
         <w:t>- Le montant (FCFA) du loyer mensuel payé pour un logement comme le votre dans ce village/quartier est trop élevé, Veuillez s'il vous plaît corriger cette information.</w:t>
-      </w:r>
-    </w:p>
-    <w:p>
-      <w:r>
-        <w:rPr>
-          <w:b/>
-          <w:color w:val="4672C4"/>
-          <w:sz w:val="22"/>
-        </w:rPr>
-        <w:t>&gt;&gt; Section12 - Actifs du menage</w:t>
-      </w:r>
-    </w:p>
-    <w:p>
-      <w:pPr>
-        <w:ind w:left="283"/>
-      </w:pPr>
-      <w:r>
-        <w:rPr>
-          <w:sz w:val="20"/>
-        </w:rPr>
-        <w:t>- Attention ! Réfrigérateur a été revendu à 10000 Fcfa qui est relativement faible par rapport aux autres prix de revente observés dans cette zone. Prière de corriger ou de confirmer avec le QG.</w:t>
       </w:r>
     </w:p>
     <w:p>
@@ -3600,7 +3535,7 @@
         <w:rPr>
           <w:sz w:val="20"/>
         </w:rPr>
-        <w:t>- Attention ! Le prix unitaire d'achat (200 Fcfa) de Piment séché en Sachets (Petit) est relativement élevé par rapport aux autres prix observés dans cette zone. Prière de corriger ou de confirmer avec le QG. Attention ! Le prix unitaire d'achat (50 Fcfa) de Carotte en Pièce (Moyen) est relativement faible par rapport aux autres prix observés dans cette zone. Prière de corriger ou de confirmer avec le QG. Attention ! Le prix unitaire d'achat (50 Fcfa) de Cube alimentaire (Maggi, Jumbo, ) en Cube (Moyen) est relativement élevé par rapport aux autres prix observés dans cette zone. Prière de corriger ou de confirmer avec le QG. Avertissement!!! Le ménage a consommé 3 Cuillère Moyen de Pâte d'arachide, cette quantité semble anormale pour une consommation des 7 derniers jours. Etes vous sur d'avoir selectionner la bonne unitée ? prière de verifier et corriger. Avertissement!!! Le ménage a consommé 7 Paquet Petit de Thé en sachet, cette quantité semble anormale pour une consommation des 7 derniers jours.Prière de corriger ou de confirmer avec le QG. Avertissement!! le prix unitaire (100 Fcfa) de Thé en sachet (unité: Paquet) de taille Petit est très faible ou élevé. Prière de corriger ou de confirmer avec le QG. Incohérence!! Dans ce ménage, chaque individus consomme par jour 18.72095 Kg  de cereale; Prière de revoir les quantités prises de ces produits. Le prix d'achat unitaire (150 Fcfa) de Mil en Kg de taille  taille unique  est très faible, prière de regarder les reponses prises dans les questions s07bq07a s07bq07b s07bq07c s07bq08 pour mieux corriger. Incohérence!! Dans ce ménage, chaque individus consomme par jour 18.72095 Kg  de cereale; Prière de revoir les quantités prises de ces produits. Le prix d'achat unitaire (175 Fcfa) de Riz local Gambiaka en Kg de taille  taille unique  est très faible, prière de regarder les reponses prises dans les questions s07bq07a s07bq07b s07bq07c s07bq08 pour mieux corriger. Attention ! Le prix unitaire d'achat (175 Fcfa) de Riz local Gambiaka en Kg (taille unique) est relativement faible par rapport aux autres prix observés dans cette zone. Prière de corriger ou de confirmer avec le QG. Incohérence!! Dans ce ménage, chaque individus consomme par jour 18.72095 Kg  de cereale; Prière de revoir les quantités prises de ces produits. Le prix d'achat unitaire (200 Fcfa) de Maïs en grain en Kg de taille  taille unique  est très faible, prière de regarder les reponses prises dans les questions s07bq07a s07bq07b s07bq07c s07bq08 pour mieux corriger. Incohérence!! Dans ce ménage, chaque individus consomme par jour 18.72095 Kg  de cereale; Prière de revoir les quantités prises de ces produits. Le prix d'achat unitaire (233.3333 Fcfa) de Farine de blé locale ou importée en Kg de taille  taille unique  est très faible, prière de regarder les reponses prises dans les questions s07bq07a s07bq07b s07bq07c s07bq08 pour mieux corriger. Le prix d'achat unitaire (200 Fcfa) de Oignon frais en Kg de taille  taille unique  est très faible, prière de regarder les reponses prises dans les questions s07bq07a s07bq07b s07bq07c s07bq08 pour mieux corriger.</w:t>
+        <w:t>- Attention ! Le prix unitaire d'achat (150 Fcfa) de Concentré de tomate en Sachets (Moyen) est relativement élevé par rapport aux autres prix observés dans cette zone. Prière de corriger ou de confirmer avec le QG. Attention ! Le prix unitaire d'achat (200 Fcfa) de Piment séché en Sachets (Petit) est relativement élevé par rapport aux autres prix observés dans cette zone. Prière de corriger ou de confirmer avec le QG. Attention ! Le prix unitaire d'achat (50 Fcfa) de Carotte en Pièce (Moyen) est relativement faible par rapport aux autres prix observés dans cette zone. Prière de corriger ou de confirmer avec le QG. Attention ! Le prix unitaire d'achat (50 Fcfa) de Cube alimentaire (Maggi, Jumbo, ) en Cube (Moyen) est relativement élevé par rapport aux autres prix observés dans cette zone. Prière de corriger ou de confirmer avec le QG. Attention ! Le prix unitaire d'achat (840 Fcfa) de Pain moderne (Baguette) en miche (Petit) est relativement élevé par rapport aux autres prix observés dans cette zone. Prière de corriger ou de confirmer avec le QG. Avertissement!!! Le ménage a consommé 3 Cuillère Moyen de Pâte d'arachide, cette quantité semble anormale pour une consommation des 7 derniers jours. Etes vous sur d'avoir selectionner la bonne unitée ? prière de verifier et corriger. Avertissement!!! Le ménage a consommé 7 Paquet Petit de Thé en sachet, cette quantité semble anormale pour une consommation des 7 derniers jours.Prière de corriger ou de confirmer avec le QG. Avertissement!! le prix unitaire (100 Fcfa) de Thé en sachet (unité: Paquet) de taille Petit est très faible ou élevé. Prière de corriger ou de confirmer avec le QG. Incohérence!! Dans ce ménage, chaque individus consomme par jour 33.09428 Kg  de cereale; Prière de revoir les quantités prises de ces produits. Le prix d'achat unitaire (150 Fcfa) de Mil en Kg de taille  taille unique  est très faible, prière de regarder les reponses prises dans les questions s07bq07a s07bq07b s07bq07c s07bq08 pour mieux corriger. Incohérence!! Dans ce ménage, chaque individus consomme par jour 33.09428 Kg  de cereale; Prière de revoir les quantités prises de ces produits. Le prix d'achat unitaire (175 Fcfa) de Riz local Gambiaka en Kg de taille  taille unique  est très faible, prière de regarder les reponses prises dans les questions s07bq07a s07bq07b s07bq07c s07bq08 pour mieux corriger. Attention ! Le prix unitaire d'achat (175 Fcfa) de Riz local Gambiaka en Kg (taille unique) est relativement faible par rapport aux autres prix observés dans cette zone. Prière de corriger ou de confirmer avec le QG. Incohérence!! Dans ce ménage, chaque individus consomme par jour 33.09428 Kg  de cereale; Prière de revoir les quantités prises de ces produits. Le prix d'achat unitaire (200 Fcfa) de Maïs en grain en Kg de taille  taille unique  est très faible, prière de regarder les reponses prises dans les questions s07bq07a s07bq07b s07bq07c s07bq08 pour mieux corriger. Incohérence!! Dans ce ménage, chaque individus consomme par jour 33.09428 Kg  de cereale; Prière de revoir les quantités prises de ces produits. Le prix d'achat unitaire (233.3333 Fcfa) de Farine de blé locale ou importée en Kg de taille  taille unique  est très faible, prière de regarder les reponses prises dans les questions s07bq07a s07bq07b s07bq07c s07bq08 pour mieux corriger. Le prix d'achat unitaire (200 Fcfa) de Oignon frais en Kg de taille  taille unique  est très faible, prière de regarder les reponses prises dans les questions s07bq07a s07bq07b s07bq07c s07bq08 pour mieux corriger. Attention ! Le prix unitaire d'achat (200 Fcfa) de Oignon frais en Kg (taille unique) est relativement faible par rapport aux autres prix observés dans cette zone. Prière de corriger ou de confirmer avec le QG.</w:t>
       </w:r>
     </w:p>
     <w:p>
@@ -4139,9 +4074,9 @@
         <w:rPr>
           <w:sz w:val="20"/>
         </w:rPr>
-        <w:t xml:space="preserve">- Incoherence! MARIAMA SALL dispose d'un téléphone portable à s01q39, donc la raison évoquée ne peut pas être (ne dispose pas d'appareil). Attention ! Le montant (500 Fcfa) dépensé ou reçu en cadeau pour les recharges internet ou de forfaits de données mobiles(hors appels vocaux), aucours des 30 derniers jours de  MARIAMA SALL est relativement faible par rapport aux autres montants depansés observés dans cette zone. Prière de corriger ou de confirmer avec le QG. </w:t>
-        <w:br/>
-        <w:t xml:space="preserve">- La raison principale pour laquelle que ISSA NDIAYE est venu vivre dans cette localité est il est parti pour fair la peche et semble exister dans les modalités, prière de prendre attache avec le QG pour plus d'explication afin de la classer bien. Attention ! Le montant (7000 Fcfa) dépensé ou reçu en cadeau pour les recharges internet ou de forfaits de données mobiles(hors appels vocaux), aucours des 30 derniers jours de  ISSA NDIAYE est relativement élevé par rapport aux autres montants depansés observés dans cette zone. Prière de corriger ou de confirmer avec le QG. </w:t>
+        <w:t xml:space="preserve">- Incoherence! MARIAMA SALL dispose d'un téléphone portable à s01q39, donc la raison évoquée ne peut pas être (ne dispose pas d'appareil). </w:t>
+        <w:br/>
+        <w:t xml:space="preserve">- La raison principale pour laquelle que ISSA NDIAYE est venu vivre dans cette localité est il est parti pour fair la peche et semble exister dans les modalités, prière de prendre attache avec le QG pour plus d'explication afin de la classer bien. </w:t>
         <w:br/>
         <w:t xml:space="preserve">- Les informations sur l'acte de naissance (ni Jours, ni mois et ni années) de  ANTA NDIAYE  manquent, s'il vous plait pouvez-vous fournir d'effort pour avoir ces informations. </w:t>
         <w:br/>
@@ -4172,7 +4107,7 @@
         <w:br/>
         <w:t xml:space="preserve">- Peu probable! ANTA NDIAYE  n'arrive pas  à comprendre un petit texte lu dans une langue locale (s02q03). Veuillez corriger ou donner des explications au QG. Peu probable! ANTA NDIAYE  ne sait ni lire, ni écrire, ni comprendre dans aucune des langues  (s02q01,s02q02,s02q03). Veuillez corriger ou donner des explications au QG. Peu plausible ANTA NDIAYE fréquente au minimum le fondamental 1 mais ne sait ni lire ni comprendre la langue française, prière de corriger ou de confirmer avec le QG merci. Le montant des frais pour les cahiers et autres matériels scolaires pour l'année scolaire de ANTA NDIAYE est de 0 FCFA, ANTA NDIAYE a fait comment pour payer ces cahiers et autres matériels scolaires (SAC, stylo, craie, ardoise, crayon...) ? prière de corriger. </w:t>
         <w:br/>
-        <w:t xml:space="preserve">- Peu probable! COUMBA NDIAYE  n'arrive pas  à comprendre un petit texte lu dans une langue locale (s02q03). Veuillez corriger ou donner des explications au QG. Le montant des frais pour les cahiers et autres matériels scolaires pour l'année scolaire de COUMBA NDIAYE est de 0 FCFA, COUMBA NDIAYE a fait comment pour payer ces cahiers et autres matériels scolaires (SAC, stylo, craie, ardoise, crayon...) ? prière de corriger. </w:t>
+        <w:t xml:space="preserve">- Peu probable! COUMBA NDIAYE  n'arrive pas  à comprendre un petit texte lu dans une langue locale (s02q03). Veuillez corriger ou donner des explications au QG. Le montant des frais pour les cahiers et autres matériels scolaires pour l'année scolaire de COUMBA NDIAYE est de 0 FCFA, COUMBA NDIAYE a fait comment pour payer ces cahiers et autres matériels scolaires (SAC, stylo, craie, ardoise, crayon...) ? prière de corriger. Attention ! Le frais de scolarité (11000 Fcfa) de COUMBA NDIAYE en 6ème année de Primaire est relativement élevé par rapport aux autres frais de scolarités observés dans cette zone. Prière de corriger ou de confirmer avec le QG. </w:t>
         <w:br/>
         <w:t xml:space="preserve">- Peu probable! FATOUMATA SALL  n'arrive pas  à comprendre un petit texte lu dans une langue locale (s02q03). Veuillez corriger ou donner des explications au QG. Peu probable! FATOUMATA SALL  ne sait ni lire, ni écrire, ni comprendre dans aucune des langues  (s02q01,s02q02,s02q03). Veuillez corriger ou donner des explications au QG. </w:t>
         <w:br/>
@@ -4278,7 +4213,7 @@
         <w:rPr>
           <w:sz w:val="20"/>
         </w:rPr>
-        <w:t>- Attention ! Le prix unitaire d'achat (50 Fcfa) de Poireau en Tas (Moyen) est relativement faible par rapport aux autres prix observés dans cette zone. Prière de corriger ou de confirmer avec le QG. Attention ! Le prix unitaire d'achat (50 Fcfa) de Poivron frais en Pièce (Moyen) est relativement faible par rapport aux autres prix observés dans cette zone. Prière de corriger ou de confirmer avec le QG. Avertissement!! La quantité (3.5 litre) du produit Huile de palme raffinée consommée  par le ménage semble très élevé, prière de corriger ou confirmer avec le QG. Avertissement!! le prix unitaire (100 Fcfa) de Thé en sachet (unité: Sachets) de taille Moyen est très faible ou élevé. Prière de corriger ou de confirmer avec le QG. Avertissement!!! Le ménage a consommé 9 Tas Moyen de Capitaine frais, cette quantité semble anormale pour une consommation des 7 derniers jours.Prière de corriger ou de confirmer avec le QG. Incohérence!! Dans ce ménage, chaque individus consomme par jour 18.94238 Kg  de cereale; Prière de revoir les quantités prises de ces produits.</w:t>
+        <w:t>- Attention ! Le prix unitaire d'achat (50 Fcfa) de Poireau en Tas (Moyen) est relativement faible par rapport aux autres prix observés dans cette zone. Prière de corriger ou de confirmer avec le QG. Attention ! Le prix unitaire d'achat (50 Fcfa) de Poivron frais en Pièce (Moyen) est relativement faible par rapport aux autres prix observés dans cette zone. Prière de corriger ou de confirmer avec le QG. Avertissement!! La quantité (3.5 litre) du produit Huile de palme raffinée consommée  par le ménage semble très élevé, prière de corriger ou confirmer avec le QG. Avertissement!! le prix unitaire (100 Fcfa) de Thé en sachet (unité: Sachets) de taille Moyen est très faible ou élevé. Prière de corriger ou de confirmer avec le QG. Avertissement!!! Le ménage a consommé 9 Tas Moyen de Capitaine frais, cette quantité semble anormale pour une consommation des 7 derniers jours.Prière de corriger ou de confirmer avec le QG. Incohérence!! Dans ce ménage, chaque individus consomme par jour 35.91107 Kg  de cereale; Prière de revoir les quantités prises de ces produits.</w:t>
       </w:r>
     </w:p>
     <w:p>
@@ -4342,6 +4277,27 @@
           <w:sz w:val="20"/>
         </w:rPr>
         <w:t>- Le montant (FCFA) du loyer mensuel payé pour un logement comme le votre dans ce village/quartier est trop élevé, Veuillez s'il vous plaît corriger cette information.</w:t>
+      </w:r>
+    </w:p>
+    <w:p>
+      <w:r>
+        <w:rPr>
+          <w:b/>
+          <w:color w:val="4672C4"/>
+          <w:sz w:val="22"/>
+        </w:rPr>
+        <w:t>&gt;&gt; Section12 - Actifs du menage</w:t>
+      </w:r>
+    </w:p>
+    <w:p>
+      <w:pPr>
+        <w:ind w:left="283"/>
+      </w:pPr>
+      <w:r>
+        <w:rPr>
+          <w:sz w:val="20"/>
+        </w:rPr>
+        <w:t>- Attention ! Foyers améliorés a été achété à 15000 Fcfa est relativement élevé par rapport aux autres prix d'achat observés dans cette zone. Prière de corriger ou de confirmer avec le QG. Attention ! Foyers améliorés a été revendu à 5000 Fcfa qui est relativement élevé par rapport aux autres prix de revente observés dans cette zone. Prière de corriger ou de confirmer avec le QG.</w:t>
       </w:r>
     </w:p>
     <w:p>
@@ -4748,11 +4704,11 @@
         <w:br/>
         <w:t xml:space="preserve">- L'ethni de ARFANG CAMARA est sousou, prière de bien classer cet ethni qui existe soit dans la liste des ethni ou n'éxiste pas comme ethni. </w:t>
         <w:br/>
-        <w:t xml:space="preserve">- L'ethni de DIAYLA CAMARA est sousou, prière de bien classer cet ethni qui existe soit dans la liste des ethni ou n'éxiste pas comme ethni. Incohérence!! Le nombre d'année (9999) que DIAYLA CAMARA a vécu dans la localité est superieur à son âge (39) ou ne sait pas. Prière de corriger.Attention ! Le montant (5000 Fcfa) dépensé ou reçu en cadeau pour les recharges internet ou de forfaits de données mobiles(hors appels vocaux), aucours des 30 derniers jours de  DIAYLA CAMARA est relativement élevé par rapport aux autres montants depansés observés dans cette zone. Prière de corriger ou de confirmer avec le QG. </w:t>
+        <w:t>- L'ethni de DIAYLA CAMARA est sousou, prière de bien classer cet ethni qui existe soit dans la liste des ethni ou n'éxiste pas comme ethni. Incohérence!! Le nombre d'année (9999) que DIAYLA CAMARA a vécu dans la localité est superieur à son âge (39) ou ne sait pas. Prière de corriger.</w:t>
         <w:br/>
         <w:t xml:space="preserve">- L'ethni de HIBRAHIMA CAMARA est sousou, prière de bien classer cet ethni qui existe soit dans la liste des ethni ou n'éxiste pas comme ethni. </w:t>
         <w:br/>
-        <w:t xml:space="preserve">- L'ethni de ISSA CAMARA est sousou, prière de bien classer cet ethni qui existe soit dans la liste des ethni ou n'éxiste pas comme ethni. Attention ! Le montant (6600 Fcfa) dépensé ou reçu en cadeau pour les recharges internet ou de forfaits de données mobiles(hors appels vocaux), aucours des 30 derniers jours de  ISSA CAMARA est relativement élevé par rapport aux autres montants depansés observés dans cette zone. Prière de corriger ou de confirmer avec le QG. </w:t>
+        <w:t xml:space="preserve">- L'ethni de ISSA CAMARA est sousou, prière de bien classer cet ethni qui existe soit dans la liste des ethni ou n'éxiste pas comme ethni. </w:t>
         <w:br/>
         <w:t xml:space="preserve">- L'ethni de KADIDIA NIAKHASSO est sousou, prière de bien classer cet ethni qui existe soit dans la liste des ethni ou n'éxiste pas comme ethni. </w:t>
         <w:br/>
@@ -4974,7 +4930,7 @@
         <w:rPr>
           <w:sz w:val="20"/>
         </w:rPr>
-        <w:t>- La dernière fois que vous avez acheté Farines pour bébé est pharmacie et semble exister dans les modalités, prière de prendre attache avec le QG pour plus d'explication afin de la classer bien. Attention ! Le prix unitaire d'achat (1200 Fcfa) de Sucre en poudre  en Kg (taille unique) est relativement élevé par rapport aux autres prix observés dans cette zone. Prière de corriger ou de confirmer avec le QG. Attention ! Le prix unitaire d'achat (1458.333 Fcfa) de Oignon frais en Kg (taille unique) est relativement élevé par rapport aux autres prix observés dans cette zone. Prière de corriger ou de confirmer avec le QG. Attention ! Le prix unitaire d'achat (25 Fcfa) de Vinaigre de vin en Sachets (Petit) est relativement faible par rapport aux autres prix observés dans cette zone. Prière de corriger ou de confirmer avec le QG. Avertissement!! La quantité (4 litre) du produit Huile de palme raffinée consommée  par le ménage semble très élevé, prière de corriger ou confirmer avec le QG. Avertissement!!! Le ménage a consommé 10 Paquet Petit de Thé en sachet, cette quantité semble anormale pour une consommation des 7 derniers jours.Prière de corriger ou de confirmer avec le QG. Avertissement!! le prix unitaire (100 Fcfa) de Thé en sachet (unité: Paquet) de taille Petit est très faible ou élevé. Prière de corriger ou de confirmer avec le QG. Incohérence!! Dans ce ménage, chaque individus consomme par jour 8.987937 Kg  de cereale; Prière de revoir les quantités prises de ces produits.</w:t>
+        <w:t>- La dernière fois que vous avez acheté Farines pour bébé est pharmacie et semble exister dans les modalités, prière de prendre attache avec le QG pour plus d'explication afin de la classer bien. Attention ! Le prix unitaire d'achat (1200 Fcfa) de Sucre en poudre  en Kg (taille unique) est relativement élevé par rapport aux autres prix observés dans cette zone. Prière de corriger ou de confirmer avec le QG. Attention ! Le prix unitaire d'achat (1458.333 Fcfa) de Oignon frais en Kg (taille unique) est relativement élevé par rapport aux autres prix observés dans cette zone. Prière de corriger ou de confirmer avec le QG. Attention ! Le prix unitaire d'achat (25 Fcfa) de Vinaigre de vin en Sachets (Petit) est relativement faible par rapport aux autres prix observés dans cette zone. Prière de corriger ou de confirmer avec le QG. Avertissement!! La quantité (4 litre) du produit Huile de palme raffinée consommée  par le ménage semble très élevé, prière de corriger ou confirmer avec le QG. Avertissement!!! Le ménage a consommé 10 Paquet Petit de Thé en sachet, cette quantité semble anormale pour une consommation des 7 derniers jours.Prière de corriger ou de confirmer avec le QG. Avertissement!! le prix unitaire (100 Fcfa) de Thé en sachet (unité: Paquet) de taille Petit est très faible ou élevé. Prière de corriger ou de confirmer avec le QG. Incohérence!! Dans ce ménage, chaque individus consomme par jour 14.57704 Kg  de cereale; Prière de revoir les quantités prises de ces produits.</w:t>
       </w:r>
     </w:p>
     <w:p>
@@ -5169,7 +5125,7 @@
         <w:rPr>
           <w:sz w:val="20"/>
         </w:rPr>
-        <w:t>- Avertissement! la valeur de l'achat (.68 Fcfa) d'un Poules / poulets est trop petite ou élevée. Veuillez confirmer ces informations avec le QG ou apporter les corrections nécessaires.</w:t>
+        <w:t>- Avertissement! la valeur de l'achat (.68 Fcfa) d'un Poules / poulets est trop petite ou élevée. Veuillez confirmer ces informations avec le QG ou apporter les corrections nécessaires. Attention ! Le ménage a acheté 200000 Poules / poulets à 136000 donc un prix unitaire d'achat (.68 Fcfa) qui  est relativement faible par rapport aux autres prix observés dans cette zone. Prière de corriger ou de confirmer avec le QG.</w:t>
       </w:r>
     </w:p>
     <w:p>
@@ -5536,27 +5492,6 @@
           <w:color w:val="4672C4"/>
           <w:sz w:val="22"/>
         </w:rPr>
-        <w:t>&gt;&gt; Section1 - Caracteristiques des membres</w:t>
-      </w:r>
-    </w:p>
-    <w:p>
-      <w:pPr>
-        <w:ind w:left="283"/>
-      </w:pPr>
-      <w:r>
-        <w:rPr>
-          <w:sz w:val="20"/>
-        </w:rPr>
-        <w:t>- Attention ! Le montant (5200 Fcfa) dépensé ou reçu en cadeau pour les recharges internet ou de forfaits de données mobiles(hors appels vocaux), aucours des 30 derniers jours de  MAIMOUNA DIALLO est relativement élevé par rapport aux autres montants depansés observés dans cette zone. Prière de corriger ou de confirmer avec le QG.</w:t>
-      </w:r>
-    </w:p>
-    <w:p>
-      <w:r>
-        <w:rPr>
-          <w:b/>
-          <w:color w:val="4672C4"/>
-          <w:sz w:val="22"/>
-        </w:rPr>
         <w:t>&gt;&gt; Section2 - Education</w:t>
       </w:r>
     </w:p>
@@ -5641,7 +5576,7 @@
         <w:rPr>
           <w:sz w:val="20"/>
         </w:rPr>
-        <w:t>- La dernière fois que vous avez acheté Lait pour bébé est pharmacie et semble exister dans les modalités, prière de prendre attache avec le QG pour plus d'explication afin de la classer bien. Avertissement!!! Le ménage a consommé 7 Paquet Petit de Thé en sachet, cette quantité semble anormale pour une consommation des 7 derniers jours.Prière de corriger ou de confirmer avec le QG. Incohérence!! Dans ce ménage, chaque individus consomme par jour 10.79082 Kg  de cereale; Prière de revoir les quantités prises de ces produits.</w:t>
+        <w:t>- La dernière fois que vous avez acheté Lait pour bébé est pharmacie et semble exister dans les modalités, prière de prendre attache avec le QG pour plus d'explication afin de la classer bien. Avertissement!!! Le ménage a consommé 7 Paquet Petit de Thé en sachet, cette quantité semble anormale pour une consommation des 7 derniers jours.Prière de corriger ou de confirmer avec le QG. Incohérence!! Dans ce ménage, chaque individus consomme par jour 18.39531 Kg  de cereale; Prière de revoir les quantités prises de ces produits.</w:t>
       </w:r>
     </w:p>
     <w:p>
@@ -5746,7 +5681,7 @@
         <w:rPr>
           <w:sz w:val="20"/>
         </w:rPr>
-        <w:t>- Attention ! Lit a été achété à 350000 Fcfa est relativement élevé par rapport aux autres prix d'achat observés dans cette zone. Prière de corriger ou de confirmer avec le QG. Attention ! Lit a été revendu à 200000 Fcfa qui est relativement élevé par rapport aux autres prix de revente observés dans cette zone. Prière de corriger ou de confirmer avec le QG.</w:t>
+        <w:t>- Attention ! Lit a été achété à 350000 Fcfa est relativement élevé par rapport aux autres prix d'achat observés dans cette zone. Prière de corriger ou de confirmer avec le QG.</w:t>
       </w:r>
     </w:p>
     <w:p>
@@ -6257,7 +6192,7 @@
         <w:rPr>
           <w:sz w:val="20"/>
         </w:rPr>
-        <w:t>- Attention ! Le prix unitaire d'achat (133.3333 Fcfa) de Piment frais en Pièce (Petit) est relativement élevé par rapport aux autres prix observés dans cette zone. Prière de corriger ou de confirmer avec le QG. Avertissement!! La quantité (4 litre) du produit Huile d'arachide raffinée consommée  par le ménage semble très élevé, prière de corriger ou confirmer avec le QG. Avertissement!!! Le ménage a consommé 7 Paquet Petit de Thé en sachet, cette quantité semble anormale pour une consommation des 7 derniers jours.Prière de corriger ou de confirmer avec le QG. Avertissement!! le prix unitaire (150 Fcfa) de Thé en sachet (unité: Paquet) de taille Petit est très faible ou élevé. Prière de corriger ou de confirmer avec le QG. Attention ! Le prix unitaire d'achat (150 Fcfa) de Thé en sachet en Paquet (Petit) est relativement élevé par rapport aux autres prix observés dans cette zone. Prière de corriger ou de confirmer avec le QG. Incohérence!! Dans ce ménage, chaque individus consomme par jour 29.4146 Kg  de cereale; Prière de revoir les quantités prises de ces produits. Attention ! Le prix unitaire d'achat (600 Fcfa) de Riz local Gambiaka en Kg (taille unique) est relativement élevé par rapport aux autres prix observés dans cette zone. Prière de corriger ou de confirmer avec le QG.</w:t>
+        <w:t>- Attention ! Le prix unitaire d'achat (133.3333 Fcfa) de Piment frais en Pièce (Petit) est relativement élevé par rapport aux autres prix observés dans cette zone. Prière de corriger ou de confirmer avec le QG. Attention ! Le prix unitaire d'achat (400 Fcfa) de Sucre en poudre  en Kg (taille unique) est relativement faible par rapport aux autres prix observés dans cette zone. Prière de corriger ou de confirmer avec le QG. Attention ! Soupçons de quantité anormale! Le ménage de Coumba Kane avec une taille de 9 personnes a consommé 5 Kg en taille unique de Oignon frais qui est relativement élevé comme consommation par rapport à la condition de vie des autres ménages de même taille dans cette zone. Prière de corriger ou de confirmer avec le QG. Avertissement!! La quantité (4 litre) du produit Huile d'arachide raffinée consommée  par le ménage semble très élevé, prière de corriger ou confirmer avec le QG. Avertissement!!! Le ménage a consommé 7 Paquet Petit de Thé en sachet, cette quantité semble anormale pour une consommation des 7 derniers jours.Prière de corriger ou de confirmer avec le QG. Avertissement!! le prix unitaire (150 Fcfa) de Thé en sachet (unité: Paquet) de taille Petit est très faible ou élevé. Prière de corriger ou de confirmer avec le QG. Attention ! Le prix unitaire d'achat (150 Fcfa) de Thé en sachet en Paquet (Petit) est relativement élevé par rapport aux autres prix observés dans cette zone. Prière de corriger ou de confirmer avec le QG. Incohérence!! Dans ce ménage, chaque individus consomme par jour 50.88683 Kg  de cereale; Prière de revoir les quantités prises de ces produits.</w:t>
       </w:r>
     </w:p>
     <w:p>
@@ -6830,7 +6765,7 @@
         <w:br/>
         <w:t xml:space="preserve">- Peu probable! Mari Diallo  n'arrive pas  à comprendre un petit texte lu dans une langue locale (s02q03). Veuillez corriger ou donner des explications au QG. Peu probable! Mari Diallo  ne sait ni lire, ni écrire, ni comprendre dans aucune des langues  (s02q01,s02q02,s02q03). Veuillez corriger ou donner des explications au QG. Le montant des frais pour les cahiers et autres matériels scolaires pour l'année scolaire de Mari Diallo est de 0 FCFA, Mari Diallo a fait comment pour payer ces cahiers et autres matériels scolaires (SAC, stylo, craie, ardoise, crayon...) ? prière de corriger. Le montant des frais de cantines ou de restauration pour l'année scolaire de Mari Diallo est faible ou élevé. veuillez, s'il vous plait, confirmer ces informations avec le QG ou apporter les corrections nécessaires. </w:t>
         <w:br/>
-        <w:t xml:space="preserve">- Peu probable! Mariame Cany Diallo  n'arrive pas  à comprendre un petit texte lu dans une langue locale (s02q03). Veuillez corriger ou donner des explications au QG. Avertissement!! Mariame Cany Diallo qui sait écrire en français doit pouvoir lire en français. Le montant des frais pour les cahiers et autres matériels scolaires pour l'année scolaire de Mariame Cany Diallo est de 0 FCFA, Mariame Cany Diallo a fait comment pour payer ces cahiers et autres matériels scolaires (SAC, stylo, craie, ardoise, crayon...) ? prière de corriger. Le montant des frais d'uniformes pour l'année scolaire de Mariame Cany Diallo est faible ou élevé. veuillez, s'il vous plait, confirmer ces informations avec le QG ou apporter les corrections nécessaires.Attention ! Le frais de scolarité (6000 Fcfa) de Mariame Cany Diallo en 2ème année de Primaire est relativement élevé par rapport aux autres frais de scolarités observés dans cette zone. Prière de corriger ou de confirmer avec le QG. Attention ! Le frais de scolarité (500 Fcfa) de Mariame Cany Diallo en 2ème année de Primaire est relativement faible par rapport aux autres frais de scolarités observés dans cette zone. Prière de corriger ou de confirmer avec le QG. </w:t>
+        <w:t xml:space="preserve">- Peu probable! Mariame Cany Diallo  n'arrive pas  à comprendre un petit texte lu dans une langue locale (s02q03). Veuillez corriger ou donner des explications au QG. Avertissement!! Mariame Cany Diallo qui sait écrire en français doit pouvoir lire en français. Le montant des frais pour les cahiers et autres matériels scolaires pour l'année scolaire de Mariame Cany Diallo est de 0 FCFA, Mariame Cany Diallo a fait comment pour payer ces cahiers et autres matériels scolaires (SAC, stylo, craie, ardoise, crayon...) ? prière de corriger. Le montant des frais d'uniformes pour l'année scolaire de Mariame Cany Diallo est faible ou élevé. veuillez, s'il vous plait, confirmer ces informations avec le QG ou apporter les corrections nécessaires.Attention ! Le frais de scolarité (6000 Fcfa) de Mariame Cany Diallo en 2ème année de Primaire est relativement élevé par rapport aux autres frais de scolarités observés dans cette zone. Prière de corriger ou de confirmer avec le QG. </w:t>
         <w:br/>
         <w:t xml:space="preserve">- Peu probable! Mariame Cire Diallo  n'arrive pas  à comprendre un petit texte lu dans une langue locale (s02q03). Veuillez corriger ou donner des explications au QG. Avertissement!! Mariame Cire Diallo qui sait écrire en français doit pouvoir lire en français. </w:t>
         <w:br/>
@@ -6899,7 +6834,7 @@
         <w:rPr>
           <w:sz w:val="20"/>
         </w:rPr>
-        <w:t>- Avertissement!! La quantité (6 litre) du produit Huile de soja  consommée  par le ménage semble très élevé, prière de corriger ou confirmer avec le QG. Avertissement!!! Le ménage a consommé 7 Paquet Petit de Thé en sachet, cette quantité semble anormale pour une consommation des 7 derniers jours.Prière de corriger ou de confirmer avec le QG. Avertissement!! le prix unitaire (150 Fcfa) de Thé en sachet (unité: Paquet) de taille Petit est très faible ou élevé. Prière de corriger ou de confirmer avec le QG. Attention ! Le prix unitaire d'achat (150 Fcfa) de Thé en sachet en Paquet (Petit) est relativement élevé par rapport aux autres prix observés dans cette zone. Prière de corriger ou de confirmer avec le QG. Difficile de consommer le Sel en Boite (Autre que la boite/pot de tomate) Petit prière de verifier. Incohérence!! Dans ce ménage, chaque individus consomme par jour 25.41234 Kg  de cereale; Prière de revoir les quantités prises de ces produits. Le prix d'achat unitaire (1000 Fcfa) de Maïs en épi en Sac (5 Kg) de taille taille unique est très faible, prière de regarder les reponses prises dans les questions s07bq07a s07bq07b s07bq07c s07bq08 pour mieux corriger.</w:t>
+        <w:t>- Avertissement!! La quantité (6 litre) du produit Huile de soja  consommée  par le ménage semble très élevé, prière de corriger ou confirmer avec le QG. Attention ! Le prix unitaire d'achat (300 Fcfa) de Huile de soja  en Litre (taille unique) est relativement faible par rapport aux autres prix observés dans cette zone. Prière de corriger ou de confirmer avec le QG. Avertissement!!! Le ménage a consommé 7 Paquet Petit de Thé en sachet, cette quantité semble anormale pour une consommation des 7 derniers jours.Prière de corriger ou de confirmer avec le QG. Avertissement!! le prix unitaire (150 Fcfa) de Thé en sachet (unité: Paquet) de taille Petit est très faible ou élevé. Prière de corriger ou de confirmer avec le QG. Attention ! Le prix unitaire d'achat (150 Fcfa) de Thé en sachet en Paquet (Petit) est relativement élevé par rapport aux autres prix observés dans cette zone. Prière de corriger ou de confirmer avec le QG. Difficile de consommer le Sel en Boite (Autre que la boite/pot de tomate) Petit prière de verifier. Incohérence!! Dans ce ménage, chaque individus consomme par jour 41.02273 Kg  de cereale; Prière de revoir les quantités prises de ces produits. Le prix d'achat unitaire (1000 Fcfa) de Maïs en épi en Sac (5 Kg) de taille taille unique est très faible, prière de regarder les reponses prises dans les questions s07bq07a s07bq07b s07bq07c s07bq08 pour mieux corriger.</w:t>
       </w:r>
     </w:p>
     <w:p>
@@ -7518,7 +7453,7 @@
         <w:rPr>
           <w:sz w:val="20"/>
         </w:rPr>
-        <w:t>- Attention ! Le prix unitaire d'achat (100 Fcfa) de Cube alimentaire (Maggi, Jumbo, ) en Cube (Moyen) est relativement élevé par rapport aux autres prix observés dans cette zone. Prière de corriger ou de confirmer avec le QG. Attention ! Le prix unitaire d'achat (133.3333 Fcfa) de Pâte d'arachide en Sachets (Petit) est relativement élevé par rapport aux autres prix observés dans cette zone. Prière de corriger ou de confirmer avec le QG. Attention ! Le prix unitaire d'achat (150 Fcfa) de Pain traditionnel (Baguette) en miche (Petit) est relativement élevé par rapport aux autres prix observés dans cette zone. Prière de corriger ou de confirmer avec le QG. Avertissement!!! Le ménage a consommé 6 Paquet Petit de Thé en sachet, cette quantité semble anormale pour une consommation des 7 derniers jours.Prière de corriger ou de confirmer avec le QG. Avertissement!! le prix unitaire (100 Fcfa) de Thé en sachet (unité: Paquet) de taille Petit est très faible ou élevé. Prière de corriger ou de confirmer avec le QG. Incohérence!! Dans ce ménage, chaque individus consomme par jour 11.5823 Kg  de cereale; Prière de revoir les quantités prises de ces produits. Incohérence!! Dans ce ménage, chaque individus consomme par jour 11.5823 Kg  de cereale; Prière de revoir les quantités prises de ces produits. Le prix d'achat unitaire (100 Fcfa) de Poivre en Kg de taille  taille unique  est très faible, prière de regarder les reponses prises dans les questions s07bq07a s07bq07b s07bq07c s07bq08 pour mieux corriger. Le prix d'achat unitaire (100 Fcfa) de Sel en Kg de taille  taille unique  est très faible, prière de regarder les reponses prises dans les questions s07bq07a s07bq07b s07bq07c s07bq08 pour mieux corriger. Difficile de consommer le Sel en Kg taille unique prière de verifier. Le prix d'achat unitaire (166.6667 Fcfa) de Arachides séchées en coques en Kg de taille  taille unique  est très faible, prière de regarder les reponses prises dans les questions s07bq07a s07bq07b s07bq07c s07bq08 pour mieux corriger. Le prix d'achat unitaire (200 Fcfa) de Gombo frais en Kg de taille  taille unique  est très faible, prière de regarder les reponses prises dans les questions s07bq07a s07bq07b s07bq07c s07bq08 pour mieux corriger.</w:t>
+        <w:t>- Attention ! Le prix unitaire d'achat (100 Fcfa) de Cube alimentaire (Maggi, Jumbo, ) en Cube (Moyen) est relativement élevé par rapport aux autres prix observés dans cette zone. Prière de corriger ou de confirmer avec le QG. Attention ! Le prix unitaire d'achat (150 Fcfa) de Pain traditionnel (Baguette) en miche (Petit) est relativement élevé par rapport aux autres prix observés dans cette zone. Prière de corriger ou de confirmer avec le QG. Attention ! Le prix unitaire d'achat (250 Fcfa) de Oignon frais en Kg (taille unique) est relativement faible par rapport aux autres prix observés dans cette zone. Prière de corriger ou de confirmer avec le QG. Avertissement!!! Le ménage a consommé 6 Paquet Petit de Thé en sachet, cette quantité semble anormale pour une consommation des 7 derniers jours.Prière de corriger ou de confirmer avec le QG. Avertissement!! le prix unitaire (100 Fcfa) de Thé en sachet (unité: Paquet) de taille Petit est très faible ou élevé. Prière de corriger ou de confirmer avec le QG. Incohérence!! Dans ce ménage, chaque individus consomme par jour 22.56048 Kg  de cereale; Prière de revoir les quantités prises de ces produits. Incohérence!! Dans ce ménage, chaque individus consomme par jour 22.56048 Kg  de cereale; Prière de revoir les quantités prises de ces produits. Le prix d'achat unitaire (100 Fcfa) de Poivre en Kg de taille  taille unique  est très faible, prière de regarder les reponses prises dans les questions s07bq07a s07bq07b s07bq07c s07bq08 pour mieux corriger. Le prix d'achat unitaire (100 Fcfa) de Sel en Kg de taille  taille unique  est très faible, prière de regarder les reponses prises dans les questions s07bq07a s07bq07b s07bq07c s07bq08 pour mieux corriger. Difficile de consommer le Sel en Kg taille unique prière de verifier. Attention ! Le prix unitaire d'achat (100 Fcfa) de Sel en Kg (taille unique) est relativement faible par rapport aux autres prix observés dans cette zone. Prière de corriger ou de confirmer avec le QG. Le prix d'achat unitaire (166.6667 Fcfa) de Arachides séchées en coques en Kg de taille  taille unique  est très faible, prière de regarder les reponses prises dans les questions s07bq07a s07bq07b s07bq07c s07bq08 pour mieux corriger. Le prix d'achat unitaire (200 Fcfa) de Gombo frais en Kg de taille  taille unique  est très faible, prière de regarder les reponses prises dans les questions s07bq07a s07bq07b s07bq07c s07bq08 pour mieux corriger.</w:t>
       </w:r>
     </w:p>
     <w:p>
@@ -8072,7 +8007,7 @@
         </w:rPr>
         <w:t>- Incohérence!! Le nombre d'année (9999) que AWA KEITA a vécu dans la localité est superieur à son âge (52) ou ne sait pas. Prière de corriger.</w:t>
         <w:br/>
-        <w:t xml:space="preserve">- L'ethni de Abdou Malick cissokho est khassounké, prière de bien classer cet ethni qui existe soit dans la liste des ethni ou n'éxiste pas comme ethni. Attention ! Le montant (6000 Fcfa) dépensé ou reçu en cadeau pour les recharges internet ou de forfaits de données mobiles(hors appels vocaux), aucours des 30 derniers jours de  Abdou Malick cissokho est relativement élevé par rapport aux autres montants depansés observés dans cette zone. Prière de corriger ou de confirmer avec le QG. </w:t>
+        <w:t xml:space="preserve">- L'ethni de Abdou Malick cissokho est khassounké, prière de bien classer cet ethni qui existe soit dans la liste des ethni ou n'éxiste pas comme ethni. </w:t>
         <w:br/>
         <w:t xml:space="preserve">- Les informations sur l'acte de naissance (ni Jours, ni mois et ni années) de  Aissatou KEITA  manquent, s'il vous plait pouvez-vous fournir d'effort pour avoir ces informations. La raison principale pour laquelle que Aissatou KEITA est venu vivre dans cette localité est Donner à Awa keita pour son éducation et semble exister dans les modalités, prière de prendre attache avec le QG pour plus d'explication afin de la classer bien. </w:t>
         <w:br/>
@@ -8207,7 +8142,7 @@
         <w:rPr>
           <w:sz w:val="20"/>
         </w:rPr>
-        <w:t>- Attention ! Le prix unitaire d'achat (250 Fcfa) de Poireau en Tas (Moyen) est relativement élevé par rapport aux autres prix observés dans cette zone. Prière de corriger ou de confirmer avec le QG. Avertissement!!! Le ménage a consommé 10 Sachets Moyen de Sucre en poudre , cette quantité semble anormale pour une consommation des 7 derniers jours.Prière de corriger ou de confirmer avec le QG. Avertissement!!! Le ménage a consommé 7 Paquet Petit de Thé en sachet, cette quantité semble anormale pour une consommation des 7 derniers jours.Prière de corriger ou de confirmer avec le QG. Avertissement!! le prix unitaire (100 Fcfa) de Thé en sachet (unité: Paquet) de taille Petit est très faible ou élevé. Prière de corriger ou de confirmer avec le QG. Incohérence!! Dans ce ménage, chaque individus consomme par jour 30.55755 Kg  de cereale; Prière de revoir les quantités prises de ces produits. Incohérence!! Dans ce ménage, chaque individus consomme par jour 30.55755 Kg  de cereale; Prière de revoir les quantités prises de ces produits.</w:t>
+        <w:t>- Attention ! Le prix unitaire d'achat (250 Fcfa) de Poireau en Tas (Moyen) est relativement élevé par rapport aux autres prix observés dans cette zone. Prière de corriger ou de confirmer avec le QG. Attention ! Le prix unitaire d'achat (50 Fcfa) de Feuilles de patate en Sachets (Moyen) est relativement faible par rapport aux autres prix observés dans cette zone. Prière de corriger ou de confirmer avec le QG. Avertissement!!! Le ménage a consommé 10 Sachets Moyen de Sucre en poudre , cette quantité semble anormale pour une consommation des 7 derniers jours.Prière de corriger ou de confirmer avec le QG. Avertissement!!! Le ménage a consommé 7 Paquet Petit de Thé en sachet, cette quantité semble anormale pour une consommation des 7 derniers jours.Prière de corriger ou de confirmer avec le QG. Avertissement!! le prix unitaire (100 Fcfa) de Thé en sachet (unité: Paquet) de taille Petit est très faible ou élevé. Prière de corriger ou de confirmer avec le QG. Incohérence!! Dans ce ménage, chaque individus consomme par jour 54.44653 Kg  de cereale; Prière de revoir les quantités prises de ces produits. Incohérence!! Dans ce ménage, chaque individus consomme par jour 54.44653 Kg  de cereale; Prière de revoir les quantités prises de ces produits.</w:t>
       </w:r>
     </w:p>
     <w:p>
@@ -8293,7 +8228,7 @@
         <w:rPr>
           <w:sz w:val="20"/>
         </w:rPr>
-        <w:t>- Attention ! Téléphone portable a été achété à 190000 Fcfa est relativement élevé par rapport aux autres prix d'achat observés dans cette zone. Prière de corriger ou de confirmer avec le QG. Attention ! Téléphone portable a été revendu à 100000 Fcfa qui est relativement élevé par rapport aux autres prix de revente observés dans cette zone. Prière de corriger ou de confirmer avec le QG.</w:t>
+        <w:t>- Attention ! Téléphone portable a été achété à 190000 Fcfa est relativement élevé par rapport aux autres prix d'achat observés dans cette zone. Prière de corriger ou de confirmer avec le QG.</w:t>
       </w:r>
     </w:p>
     <w:p>
